--- a/Linux/New folder/Linux File Permissions Assignment.docx
+++ b/Linux/New folder/Linux File Permissions Assignment.docx
@@ -288,7 +288,155 @@
           <w:lang w:eastAsia="en-IN"/>
           <w14:ligatures w14:val="none"/>
         </w:rPr>
+        <w:drawing>
+          <wp:inline distT="0" distB="0" distL="0" distR="0" wp14:anchorId="56654A0C" wp14:editId="2504DB75">
+            <wp:extent cx="5731510" cy="755015"/>
+            <wp:effectExtent l="0" t="0" r="2540" b="6985"/>
+            <wp:docPr id="603532499" name="Picture 1"/>
+            <wp:cNvGraphicFramePr>
+              <a:graphicFrameLocks xmlns:a="http://schemas.openxmlformats.org/drawingml/2006/main" noChangeAspect="1"/>
+            </wp:cNvGraphicFramePr>
+            <a:graphic xmlns:a="http://schemas.openxmlformats.org/drawingml/2006/main">
+              <a:graphicData uri="http://schemas.openxmlformats.org/drawingml/2006/picture">
+                <pic:pic xmlns:pic="http://schemas.openxmlformats.org/drawingml/2006/picture">
+                  <pic:nvPicPr>
+                    <pic:cNvPr id="603532499" name=""/>
+                    <pic:cNvPicPr/>
+                  </pic:nvPicPr>
+                  <pic:blipFill>
+                    <a:blip r:embed="rId5"/>
+                    <a:stretch>
+                      <a:fillRect/>
+                    </a:stretch>
+                  </pic:blipFill>
+                  <pic:spPr>
+                    <a:xfrm>
+                      <a:off x="0" y="0"/>
+                      <a:ext cx="5731510" cy="755015"/>
+                    </a:xfrm>
+                    <a:prstGeom prst="rect">
+                      <a:avLst/>
+                    </a:prstGeom>
+                  </pic:spPr>
+                </pic:pic>
+              </a:graphicData>
+            </a:graphic>
+          </wp:inline>
+        </w:drawing>
+      </w:r>
+    </w:p>
+    <w:p>
+      <w:pPr>
+        <w:spacing w:after="0" w:line="240" w:lineRule="auto"/>
+        <w:rPr>
+          <w:rFonts w:ascii="Times New Roman" w:eastAsia="Times New Roman" w:hAnsi="Times New Roman" w:cs="Times New Roman"/>
+          <w:kern w:val="0"/>
+          <w:sz w:val="24"/>
+          <w:szCs w:val="24"/>
+          <w:lang w:eastAsia="en-IN"/>
+          <w14:ligatures w14:val="none"/>
+        </w:rPr>
+      </w:pPr>
+      <w:r>
+        <w:rPr>
+          <w:rFonts w:ascii="Times New Roman" w:eastAsia="Times New Roman" w:hAnsi="Times New Roman" w:cs="Times New Roman"/>
+          <w:kern w:val="0"/>
+          <w:sz w:val="24"/>
+          <w:szCs w:val="24"/>
+          <w:lang w:eastAsia="en-IN"/>
+          <w14:ligatures w14:val="none"/>
+        </w:rPr>
+        <w:drawing>
+          <wp:inline distT="0" distB="0" distL="0" distR="0" wp14:anchorId="7AD5549D" wp14:editId="16767A5E">
+            <wp:extent cx="5731510" cy="887730"/>
+            <wp:effectExtent l="0" t="0" r="2540" b="7620"/>
+            <wp:docPr id="686142565" name="Picture 1"/>
+            <wp:cNvGraphicFramePr>
+              <a:graphicFrameLocks xmlns:a="http://schemas.openxmlformats.org/drawingml/2006/main" noChangeAspect="1"/>
+            </wp:cNvGraphicFramePr>
+            <a:graphic xmlns:a="http://schemas.openxmlformats.org/drawingml/2006/main">
+              <a:graphicData uri="http://schemas.openxmlformats.org/drawingml/2006/picture">
+                <pic:pic xmlns:pic="http://schemas.openxmlformats.org/drawingml/2006/picture">
+                  <pic:nvPicPr>
+                    <pic:cNvPr id="686142565" name=""/>
+                    <pic:cNvPicPr/>
+                  </pic:nvPicPr>
+                  <pic:blipFill>
+                    <a:blip r:embed="rId6"/>
+                    <a:stretch>
+                      <a:fillRect/>
+                    </a:stretch>
+                  </pic:blipFill>
+                  <pic:spPr>
+                    <a:xfrm>
+                      <a:off x="0" y="0"/>
+                      <a:ext cx="5731510" cy="887730"/>
+                    </a:xfrm>
+                    <a:prstGeom prst="rect">
+                      <a:avLst/>
+                    </a:prstGeom>
+                  </pic:spPr>
+                </pic:pic>
+              </a:graphicData>
+            </a:graphic>
+          </wp:inline>
+        </w:drawing>
+      </w:r>
+      <w:r>
+        <w:rPr>
+          <w:rFonts w:ascii="Times New Roman" w:eastAsia="Times New Roman" w:hAnsi="Times New Roman" w:cs="Times New Roman"/>
+          <w:kern w:val="0"/>
+          <w:sz w:val="24"/>
+          <w:szCs w:val="24"/>
+          <w:lang w:eastAsia="en-IN"/>
+          <w14:ligatures w14:val="none"/>
+        </w:rPr>
         <w:br/>
+      </w:r>
+      <w:r>
+        <w:rPr>
+          <w:rFonts w:ascii="Times New Roman" w:eastAsia="Times New Roman" w:hAnsi="Times New Roman" w:cs="Times New Roman"/>
+          <w:kern w:val="0"/>
+          <w:sz w:val="24"/>
+          <w:szCs w:val="24"/>
+          <w:lang w:eastAsia="en-IN"/>
+          <w14:ligatures w14:val="none"/>
+        </w:rPr>
+        <w:drawing>
+          <wp:inline distT="0" distB="0" distL="0" distR="0" wp14:anchorId="198A3F95" wp14:editId="4AFAA23B">
+            <wp:extent cx="5731510" cy="1510030"/>
+            <wp:effectExtent l="0" t="0" r="2540" b="0"/>
+            <wp:docPr id="1282562124" name="Picture 1"/>
+            <wp:cNvGraphicFramePr>
+              <a:graphicFrameLocks xmlns:a="http://schemas.openxmlformats.org/drawingml/2006/main" noChangeAspect="1"/>
+            </wp:cNvGraphicFramePr>
+            <a:graphic xmlns:a="http://schemas.openxmlformats.org/drawingml/2006/main">
+              <a:graphicData uri="http://schemas.openxmlformats.org/drawingml/2006/picture">
+                <pic:pic xmlns:pic="http://schemas.openxmlformats.org/drawingml/2006/picture">
+                  <pic:nvPicPr>
+                    <pic:cNvPr id="1282562124" name=""/>
+                    <pic:cNvPicPr/>
+                  </pic:nvPicPr>
+                  <pic:blipFill>
+                    <a:blip r:embed="rId7"/>
+                    <a:stretch>
+                      <a:fillRect/>
+                    </a:stretch>
+                  </pic:blipFill>
+                  <pic:spPr>
+                    <a:xfrm>
+                      <a:off x="0" y="0"/>
+                      <a:ext cx="5731510" cy="1510030"/>
+                    </a:xfrm>
+                    <a:prstGeom prst="rect">
+                      <a:avLst/>
+                    </a:prstGeom>
+                  </pic:spPr>
+                </pic:pic>
+              </a:graphicData>
+            </a:graphic>
+          </wp:inline>
+        </w:drawing>
       </w:r>
       <w:r>
         <w:rPr>

--- a/Linux/New folder/Linux File Permissions Assignment.docx
+++ b/Linux/New folder/Linux File Permissions Assignment.docx
@@ -108,33 +108,7 @@
           <w:lang w:eastAsia="en-IN"/>
           <w14:ligatures w14:val="none"/>
         </w:rPr>
-        <w:t xml:space="preserve">Create a folder by name shared below /. Inside this /shared folder </w:t>
-      </w:r>
-      <w:proofErr w:type="gramStart"/>
-      <w:r>
-        <w:rPr>
-          <w:rFonts w:ascii="Calibri" w:eastAsia="Times New Roman" w:hAnsi="Calibri" w:cs="Calibri"/>
-          <w:color w:val="000000"/>
-          <w:kern w:val="0"/>
-          <w:sz w:val="20"/>
-          <w:szCs w:val="20"/>
-          <w:lang w:eastAsia="en-IN"/>
-          <w14:ligatures w14:val="none"/>
-        </w:rPr>
-        <w:t>create  folders</w:t>
-      </w:r>
-      <w:proofErr w:type="gramEnd"/>
-      <w:r>
-        <w:rPr>
-          <w:rFonts w:ascii="Calibri" w:eastAsia="Times New Roman" w:hAnsi="Calibri" w:cs="Calibri"/>
-          <w:color w:val="000000"/>
-          <w:kern w:val="0"/>
-          <w:sz w:val="20"/>
-          <w:szCs w:val="20"/>
-          <w:lang w:eastAsia="en-IN"/>
-          <w14:ligatures w14:val="none"/>
-        </w:rPr>
-        <w:t xml:space="preserve"> by name sales and purchase. User </w:t>
+        <w:t xml:space="preserve">Create a folder by name shared below /. Inside this /shared folder create  folders by name sales and purchase. User </w:t>
       </w:r>
       <w:proofErr w:type="spellStart"/>
       <w:r>
@@ -212,33 +186,7 @@
           <w:lang w:eastAsia="en-IN"/>
           <w14:ligatures w14:val="none"/>
         </w:rPr>
-        <w:t xml:space="preserve"> user only. Other department users are not able to access it. </w:t>
-      </w:r>
-      <w:proofErr w:type="gramStart"/>
-      <w:r>
-        <w:rPr>
-          <w:rFonts w:ascii="Calibri" w:eastAsia="Times New Roman" w:hAnsi="Calibri" w:cs="Calibri"/>
-          <w:color w:val="000000"/>
-          <w:kern w:val="0"/>
-          <w:sz w:val="20"/>
-          <w:szCs w:val="20"/>
-          <w:lang w:eastAsia="en-IN"/>
-          <w14:ligatures w14:val="none"/>
-        </w:rPr>
-        <w:t>Similarly</w:t>
-      </w:r>
-      <w:proofErr w:type="gramEnd"/>
-      <w:r>
-        <w:rPr>
-          <w:rFonts w:ascii="Calibri" w:eastAsia="Times New Roman" w:hAnsi="Calibri" w:cs="Calibri"/>
-          <w:color w:val="000000"/>
-          <w:kern w:val="0"/>
-          <w:sz w:val="20"/>
-          <w:szCs w:val="20"/>
-          <w:lang w:eastAsia="en-IN"/>
-          <w14:ligatures w14:val="none"/>
-        </w:rPr>
-        <w:t xml:space="preserve"> the purchase folder is accessible only to </w:t>
+        <w:t xml:space="preserve"> user only. Other department users are not able to access it. Similarly the purchase folder is accessible only to </w:t>
       </w:r>
       <w:proofErr w:type="spellStart"/>
       <w:r>
@@ -282,6 +230,7 @@
       <w:r>
         <w:rPr>
           <w:rFonts w:ascii="Times New Roman" w:eastAsia="Times New Roman" w:hAnsi="Times New Roman" w:cs="Times New Roman"/>
+          <w:noProof/>
           <w:kern w:val="0"/>
           <w:sz w:val="24"/>
           <w:szCs w:val="24"/>
@@ -340,6 +289,7 @@
       <w:r>
         <w:rPr>
           <w:rFonts w:ascii="Times New Roman" w:eastAsia="Times New Roman" w:hAnsi="Times New Roman" w:cs="Times New Roman"/>
+          <w:noProof/>
           <w:kern w:val="0"/>
           <w:sz w:val="24"/>
           <w:szCs w:val="24"/>
@@ -396,6 +346,7 @@
       <w:r>
         <w:rPr>
           <w:rFonts w:ascii="Times New Roman" w:eastAsia="Times New Roman" w:hAnsi="Times New Roman" w:cs="Times New Roman"/>
+          <w:noProof/>
           <w:kern w:val="0"/>
           <w:sz w:val="24"/>
           <w:szCs w:val="24"/>
@@ -505,33 +456,7 @@
           <w:lang w:eastAsia="en-IN"/>
           <w14:ligatures w14:val="none"/>
         </w:rPr>
-        <w:t xml:space="preserve"> is the project leader. </w:t>
-      </w:r>
-      <w:proofErr w:type="gramStart"/>
-      <w:r>
-        <w:rPr>
-          <w:rFonts w:ascii="Calibri" w:eastAsia="Times New Roman" w:hAnsi="Calibri" w:cs="Calibri"/>
-          <w:color w:val="000000"/>
-          <w:kern w:val="0"/>
-          <w:sz w:val="20"/>
-          <w:szCs w:val="20"/>
-          <w:lang w:eastAsia="en-IN"/>
-          <w14:ligatures w14:val="none"/>
-        </w:rPr>
-        <w:t>Thus</w:t>
-      </w:r>
-      <w:proofErr w:type="gramEnd"/>
-      <w:r>
-        <w:rPr>
-          <w:rFonts w:ascii="Calibri" w:eastAsia="Times New Roman" w:hAnsi="Calibri" w:cs="Calibri"/>
-          <w:color w:val="000000"/>
-          <w:kern w:val="0"/>
-          <w:sz w:val="20"/>
-          <w:szCs w:val="20"/>
-          <w:lang w:eastAsia="en-IN"/>
-          <w14:ligatures w14:val="none"/>
-        </w:rPr>
-        <w:t xml:space="preserve"> he should be the owner of this folder and should get all permissions. The users </w:t>
+        <w:t xml:space="preserve"> is the project leader. Thus he should be the owner of this folder and should get all permissions. The users </w:t>
       </w:r>
       <w:proofErr w:type="spellStart"/>
       <w:r>
@@ -585,6 +510,103 @@
         </w:rPr>
         <w:t xml:space="preserve"> are the developers. They also require all permissions on the folder. Other users should not be able to access this folder.</w:t>
       </w:r>
+    </w:p>
+    <w:p>
+      <w:pPr>
+        <w:spacing w:after="0" w:line="240" w:lineRule="auto"/>
+        <w:rPr>
+          <w:rFonts w:ascii="Times New Roman" w:eastAsia="Times New Roman" w:hAnsi="Times New Roman" w:cs="Times New Roman"/>
+          <w:kern w:val="0"/>
+          <w:sz w:val="24"/>
+          <w:szCs w:val="24"/>
+          <w:lang w:eastAsia="en-IN"/>
+          <w14:ligatures w14:val="none"/>
+        </w:rPr>
+      </w:pPr>
+      <w:r>
+        <w:rPr>
+          <w:rFonts w:ascii="Times New Roman" w:eastAsia="Times New Roman" w:hAnsi="Times New Roman" w:cs="Times New Roman"/>
+          <w:kern w:val="0"/>
+          <w:sz w:val="24"/>
+          <w:szCs w:val="24"/>
+          <w:lang w:eastAsia="en-IN"/>
+          <w14:ligatures w14:val="none"/>
+        </w:rPr>
+        <w:drawing>
+          <wp:inline distT="0" distB="0" distL="0" distR="0" wp14:anchorId="52C4A975" wp14:editId="10FE7F25">
+            <wp:extent cx="5731510" cy="2550160"/>
+            <wp:effectExtent l="0" t="0" r="2540" b="2540"/>
+            <wp:docPr id="1673989214" name="Picture 1"/>
+            <wp:cNvGraphicFramePr>
+              <a:graphicFrameLocks xmlns:a="http://schemas.openxmlformats.org/drawingml/2006/main" noChangeAspect="1"/>
+            </wp:cNvGraphicFramePr>
+            <a:graphic xmlns:a="http://schemas.openxmlformats.org/drawingml/2006/main">
+              <a:graphicData uri="http://schemas.openxmlformats.org/drawingml/2006/picture">
+                <pic:pic xmlns:pic="http://schemas.openxmlformats.org/drawingml/2006/picture">
+                  <pic:nvPicPr>
+                    <pic:cNvPr id="1673989214" name=""/>
+                    <pic:cNvPicPr/>
+                  </pic:nvPicPr>
+                  <pic:blipFill>
+                    <a:blip r:embed="rId8"/>
+                    <a:stretch>
+                      <a:fillRect/>
+                    </a:stretch>
+                  </pic:blipFill>
+                  <pic:spPr>
+                    <a:xfrm>
+                      <a:off x="0" y="0"/>
+                      <a:ext cx="5731510" cy="2550160"/>
+                    </a:xfrm>
+                    <a:prstGeom prst="rect">
+                      <a:avLst/>
+                    </a:prstGeom>
+                  </pic:spPr>
+                </pic:pic>
+              </a:graphicData>
+            </a:graphic>
+          </wp:inline>
+        </w:drawing>
+      </w:r>
+    </w:p>
+    <w:p>
+      <w:pPr>
+        <w:spacing w:after="0" w:line="240" w:lineRule="auto"/>
+        <w:rPr>
+          <w:rFonts w:ascii="Times New Roman" w:eastAsia="Times New Roman" w:hAnsi="Times New Roman" w:cs="Times New Roman"/>
+          <w:kern w:val="0"/>
+          <w:sz w:val="24"/>
+          <w:szCs w:val="24"/>
+          <w:lang w:eastAsia="en-IN"/>
+          <w14:ligatures w14:val="none"/>
+        </w:rPr>
+      </w:pPr>
+    </w:p>
+    <w:p>
+      <w:pPr>
+        <w:spacing w:after="0" w:line="240" w:lineRule="auto"/>
+        <w:rPr>
+          <w:rFonts w:ascii="Times New Roman" w:eastAsia="Times New Roman" w:hAnsi="Times New Roman" w:cs="Times New Roman"/>
+          <w:kern w:val="0"/>
+          <w:sz w:val="24"/>
+          <w:szCs w:val="24"/>
+          <w:lang w:eastAsia="en-IN"/>
+          <w14:ligatures w14:val="none"/>
+        </w:rPr>
+      </w:pPr>
+    </w:p>
+    <w:p>
+      <w:pPr>
+        <w:spacing w:after="0" w:line="240" w:lineRule="auto"/>
+        <w:rPr>
+          <w:rFonts w:ascii="Times New Roman" w:eastAsia="Times New Roman" w:hAnsi="Times New Roman" w:cs="Times New Roman"/>
+          <w:kern w:val="0"/>
+          <w:sz w:val="24"/>
+          <w:szCs w:val="24"/>
+          <w:lang w:eastAsia="en-IN"/>
+          <w14:ligatures w14:val="none"/>
+        </w:rPr>
+      </w:pPr>
     </w:p>
     <w:p>
       <w:pPr>
@@ -639,6 +661,7 @@
           <w:lang w:eastAsia="en-IN"/>
           <w14:ligatures w14:val="none"/>
         </w:rPr>
+        <w:lastRenderedPageBreak/>
         <w:t xml:space="preserve">Create a folder by name /data. The user Anjali should be the owner of the folder. The users </w:t>
       </w:r>
       <w:proofErr w:type="spellStart"/>
@@ -798,7 +821,45 @@
         <w:t xml:space="preserve"> directory. </w:t>
       </w:r>
     </w:p>
-    <w:p/>
+    <w:p>
+      <w:r>
+        <w:drawing>
+          <wp:inline distT="0" distB="0" distL="0" distR="0" wp14:anchorId="0A14A591" wp14:editId="78EC569F">
+            <wp:extent cx="5731510" cy="3336925"/>
+            <wp:effectExtent l="0" t="0" r="2540" b="0"/>
+            <wp:docPr id="187104190" name="Picture 1"/>
+            <wp:cNvGraphicFramePr>
+              <a:graphicFrameLocks xmlns:a="http://schemas.openxmlformats.org/drawingml/2006/main" noChangeAspect="1"/>
+            </wp:cNvGraphicFramePr>
+            <a:graphic xmlns:a="http://schemas.openxmlformats.org/drawingml/2006/main">
+              <a:graphicData uri="http://schemas.openxmlformats.org/drawingml/2006/picture">
+                <pic:pic xmlns:pic="http://schemas.openxmlformats.org/drawingml/2006/picture">
+                  <pic:nvPicPr>
+                    <pic:cNvPr id="187104190" name=""/>
+                    <pic:cNvPicPr/>
+                  </pic:nvPicPr>
+                  <pic:blipFill>
+                    <a:blip r:embed="rId9"/>
+                    <a:stretch>
+                      <a:fillRect/>
+                    </a:stretch>
+                  </pic:blipFill>
+                  <pic:spPr>
+                    <a:xfrm>
+                      <a:off x="0" y="0"/>
+                      <a:ext cx="5731510" cy="3336925"/>
+                    </a:xfrm>
+                    <a:prstGeom prst="rect">
+                      <a:avLst/>
+                    </a:prstGeom>
+                  </pic:spPr>
+                </pic:pic>
+              </a:graphicData>
+            </a:graphic>
+          </wp:inline>
+        </w:drawing>
+      </w:r>
+    </w:p>
     <w:sectPr>
       <w:pgSz w:w="11906" w:h="16838"/>
       <w:pgMar w:top="1440" w:right="1440" w:bottom="1440" w:left="1440" w:header="708" w:footer="708" w:gutter="0"/>
@@ -2141,6 +2202,7 @@
   <w:style w:type="character" w:default="1" w:styleId="DefaultParagraphFont">
     <w:name w:val="Default Paragraph Font"/>
     <w:uiPriority w:val="1"/>
+    <w:semiHidden/>
     <w:unhideWhenUsed/>
   </w:style>
   <w:style w:type="table" w:default="1" w:styleId="TableNormal">
